--- a/02_OFICIO_FGR_PLANTILLA.docx
+++ b/02_OFICIO_FGR_PLANTILLA.docx
@@ -14,23 +14,20 @@
       <w:r>
         <w:rPr>
           <w:noProof/>
-          <w:sz w:val="18"/>
-          <w:szCs w:val="18"/>
-          <w:lang w:val="es-SV" w:eastAsia="es-SV"/>
         </w:rPr>
         <w:drawing>
-          <wp:anchor distT="0" distB="0" distL="114300" distR="114300" simplePos="0" relativeHeight="251659776" behindDoc="1" locked="0" layoutInCell="1" allowOverlap="1" wp14:anchorId="0BFF6477" wp14:editId="111355E1">
+          <wp:anchor distT="0" distB="0" distL="114300" distR="114300" simplePos="0" relativeHeight="251659776" behindDoc="0" locked="0" layoutInCell="1" allowOverlap="1" wp14:anchorId="03DB35CD" wp14:editId="53121145">
             <wp:simplePos x="0" y="0"/>
             <wp:positionH relativeFrom="column">
-              <wp:posOffset>4703445</wp:posOffset>
+              <wp:posOffset>4305300</wp:posOffset>
             </wp:positionH>
             <wp:positionV relativeFrom="paragraph">
-              <wp:posOffset>-570865</wp:posOffset>
+              <wp:posOffset>-666750</wp:posOffset>
             </wp:positionV>
-            <wp:extent cx="1262380" cy="542290"/>
-            <wp:effectExtent l="0" t="0" r="0" b="0"/>
-            <wp:wrapNone/>
-            <wp:docPr id="1372005164" name="Imagen 2" descr="C:\Users\usuario 8171\Documents\ADMINISTRACION\MEMOS\image001 (1).png"/>
+            <wp:extent cx="1633220" cy="797560"/>
+            <wp:effectExtent l="0" t="0" r="5080" b="2540"/>
+            <wp:wrapTopAndBottom/>
+            <wp:docPr id="1648350153" name="Imagen 1"/>
             <wp:cNvGraphicFramePr>
               <a:graphicFrameLocks xmlns:a="http://schemas.openxmlformats.org/drawingml/2006/main" noChangeAspect="1"/>
             </wp:cNvGraphicFramePr>
@@ -38,9 +35,9 @@
               <a:graphicData uri="http://schemas.openxmlformats.org/drawingml/2006/picture">
                 <pic:pic xmlns:pic="http://schemas.openxmlformats.org/drawingml/2006/picture">
                   <pic:nvPicPr>
-                    <pic:cNvPr id="0" name="Imagen 1" descr="C:\Users\usuario 8171\Documents\ADMINISTRACION\MEMOS\image001 (1).png"/>
+                    <pic:cNvPr id="1648350153" name="Imagen 1"/>
                     <pic:cNvPicPr>
-                      <a:picLocks noChangeAspect="1" noChangeArrowheads="1"/>
+                      <a:picLocks noChangeAspect="1"/>
                     </pic:cNvPicPr>
                   </pic:nvPicPr>
                   <pic:blipFill>
@@ -51,7 +48,7 @@
                         </a:ext>
                       </a:extLst>
                     </a:blip>
-                    <a:srcRect/>
+                    <a:srcRect l="4303" t="9856" r="3378" b="10828"/>
                     <a:stretch>
                       <a:fillRect/>
                     </a:stretch>
@@ -59,7 +56,7 @@
                   <pic:spPr bwMode="auto">
                     <a:xfrm>
                       <a:off x="0" y="0"/>
-                      <a:ext cx="1262380" cy="542290"/>
+                      <a:ext cx="1633220" cy="797560"/>
                     </a:xfrm>
                     <a:prstGeom prst="rect">
                       <a:avLst/>
@@ -72,12 +69,6 @@
                 </pic:pic>
               </a:graphicData>
             </a:graphic>
-            <wp14:sizeRelH relativeFrom="page">
-              <wp14:pctWidth>0</wp14:pctWidth>
-            </wp14:sizeRelH>
-            <wp14:sizeRelV relativeFrom="page">
-              <wp14:pctHeight>0</wp14:pctHeight>
-            </wp14:sizeRelV>
           </wp:anchor>
         </w:drawing>
       </w:r>
@@ -89,7 +80,7 @@
           <w:lang w:val="es-SV" w:eastAsia="es-SV"/>
         </w:rPr>
         <w:drawing>
-          <wp:anchor distT="0" distB="0" distL="114300" distR="114300" simplePos="0" relativeHeight="251658752" behindDoc="0" locked="0" layoutInCell="1" allowOverlap="1" wp14:anchorId="1DFC851A" wp14:editId="061D27DC">
+          <wp:anchor distT="0" distB="0" distL="114300" distR="114300" simplePos="0" relativeHeight="251658752" behindDoc="0" locked="0" layoutInCell="1" allowOverlap="1" wp14:anchorId="1DFC851A" wp14:editId="03659E73">
             <wp:simplePos x="0" y="0"/>
             <wp:positionH relativeFrom="column">
               <wp:posOffset>66675</wp:posOffset>
@@ -220,15 +211,20 @@
     </w:p>
     <w:p>
       <w:pPr>
-        <w:spacing w:after="240"/>
+        <w:spacing w:after="240" w:line="360" w:lineRule="auto"/>
         <w:jc w:val="right"/>
         <w:rPr>
+          <w:rFonts w:ascii="Arial" w:hAnsi="Arial"/>
+          <w:sz w:val="24"/>
+          <w:szCs w:val="24"/>
           <w:lang w:val="es-SV"/>
         </w:rPr>
       </w:pPr>
       <w:r>
         <w:rPr>
           <w:rFonts w:ascii="Arial" w:hAnsi="Arial"/>
+          <w:sz w:val="24"/>
+          <w:szCs w:val="24"/>
           <w:lang w:val="es-SV"/>
         </w:rPr>
         <w:t xml:space="preserve">Cantón Punta Remedios, </w:t>
@@ -237,6 +233,8 @@
       <w:r>
         <w:rPr>
           <w:rFonts w:ascii="Arial" w:hAnsi="Arial"/>
+          <w:sz w:val="24"/>
+          <w:szCs w:val="24"/>
           <w:lang w:val="es-SV"/>
         </w:rPr>
         <w:t xml:space="preserve">{{ </w:t>
@@ -245,6 +243,8 @@
       <w:r>
         <w:rPr>
           <w:rFonts w:ascii="Arial" w:hAnsi="Arial"/>
+          <w:sz w:val="24"/>
+          <w:szCs w:val="24"/>
           <w:lang w:val="es-SV"/>
         </w:rPr>
         <w:t>fecha</w:t>
@@ -253,6 +253,8 @@
       <w:r>
         <w:rPr>
           <w:rFonts w:ascii="Arial" w:hAnsi="Arial"/>
+          <w:sz w:val="24"/>
+          <w:szCs w:val="24"/>
           <w:lang w:val="es-SV"/>
         </w:rPr>
         <w:t>_</w:t>
@@ -261,6 +263,8 @@
       <w:r>
         <w:rPr>
           <w:rFonts w:ascii="Arial" w:hAnsi="Arial"/>
+          <w:sz w:val="24"/>
+          <w:szCs w:val="24"/>
           <w:lang w:val="es-SV"/>
         </w:rPr>
         <w:t>oficio</w:t>
@@ -269,6 +273,8 @@
       <w:r>
         <w:rPr>
           <w:rFonts w:ascii="Arial" w:hAnsi="Arial"/>
+          <w:sz w:val="24"/>
+          <w:szCs w:val="24"/>
           <w:lang w:val="es-SV"/>
         </w:rPr>
         <w:t xml:space="preserve"> }</w:t>
@@ -277,6 +283,8 @@
       <w:r>
         <w:rPr>
           <w:rFonts w:ascii="Arial" w:hAnsi="Arial"/>
+          <w:sz w:val="24"/>
+          <w:szCs w:val="24"/>
           <w:lang w:val="es-SV"/>
         </w:rPr>
         <w:t>}</w:t>
@@ -284,24 +292,33 @@
     </w:p>
     <w:p>
       <w:pPr>
-        <w:spacing w:after="360"/>
+        <w:spacing w:after="240" w:line="360" w:lineRule="auto"/>
+        <w:jc w:val="right"/>
         <w:rPr>
+          <w:sz w:val="24"/>
+          <w:szCs w:val="24"/>
           <w:lang w:val="es-SV"/>
         </w:rPr>
       </w:pPr>
-      <w:r>
+    </w:p>
+    <w:p>
+      <w:pPr>
+        <w:spacing w:after="240" w:line="360" w:lineRule="auto"/>
         <w:rPr>
           <w:rFonts w:ascii="Arial" w:hAnsi="Arial"/>
           <w:b/>
+          <w:sz w:val="24"/>
+          <w:szCs w:val="24"/>
           <w:lang w:val="es-SV"/>
         </w:rPr>
-        <w:t xml:space="preserve">OFICIO No. </w:t>
-      </w:r>
+      </w:pPr>
       <w:proofErr w:type="gramStart"/>
       <w:r>
         <w:rPr>
           <w:rFonts w:ascii="Arial" w:hAnsi="Arial"/>
           <w:b/>
+          <w:sz w:val="24"/>
+          <w:szCs w:val="24"/>
           <w:lang w:val="es-SV"/>
         </w:rPr>
         <w:t xml:space="preserve">{{ </w:t>
@@ -311,15 +328,19 @@
         <w:rPr>
           <w:rFonts w:ascii="Arial" w:hAnsi="Arial"/>
           <w:b/>
+          <w:sz w:val="24"/>
+          <w:szCs w:val="24"/>
           <w:lang w:val="es-SV"/>
         </w:rPr>
-        <w:t>numero</w:t>
+        <w:t>codigo</w:t>
       </w:r>
       <w:proofErr w:type="gramEnd"/>
       <w:r>
         <w:rPr>
           <w:rFonts w:ascii="Arial" w:hAnsi="Arial"/>
           <w:b/>
+          <w:sz w:val="24"/>
+          <w:szCs w:val="24"/>
           <w:lang w:val="es-SV"/>
         </w:rPr>
         <w:t>_</w:t>
@@ -329,15 +350,19 @@
         <w:rPr>
           <w:rFonts w:ascii="Arial" w:hAnsi="Arial"/>
           <w:b/>
+          <w:sz w:val="24"/>
+          <w:szCs w:val="24"/>
           <w:lang w:val="es-SV"/>
         </w:rPr>
-        <w:t>oficio</w:t>
+        <w:t>expediente</w:t>
       </w:r>
       <w:proofErr w:type="spellEnd"/>
       <w:r>
         <w:rPr>
           <w:rFonts w:ascii="Arial" w:hAnsi="Arial"/>
           <w:b/>
+          <w:sz w:val="24"/>
+          <w:szCs w:val="24"/>
           <w:lang w:val="es-SV"/>
         </w:rPr>
         <w:t xml:space="preserve"> }</w:t>
@@ -347,22 +372,28 @@
         <w:rPr>
           <w:rFonts w:ascii="Arial" w:hAnsi="Arial"/>
           <w:b/>
+          <w:sz w:val="24"/>
+          <w:szCs w:val="24"/>
           <w:lang w:val="es-SV"/>
         </w:rPr>
         <w:t>}</w:t>
       </w:r>
-    </w:p>
-    <w:p>
-      <w:pPr>
-        <w:spacing w:after="240"/>
-        <w:rPr>
-          <w:lang w:val="es-SV"/>
-        </w:rPr>
-      </w:pPr>
       <w:r>
         <w:rPr>
           <w:rFonts w:ascii="Arial" w:hAnsi="Arial"/>
           <w:b/>
+          <w:sz w:val="24"/>
+          <w:szCs w:val="24"/>
+          <w:lang w:val="es-SV"/>
+        </w:rPr>
+        <w:t xml:space="preserve">                                                                                             </w:t>
+      </w:r>
+      <w:r>
+        <w:rPr>
+          <w:rFonts w:ascii="Arial" w:hAnsi="Arial"/>
+          <w:b/>
+          <w:sz w:val="24"/>
+          <w:szCs w:val="24"/>
           <w:lang w:val="es-SV"/>
         </w:rPr>
         <w:t>SR/A FISCAL GENERAL DE LA REPUBLICA</w:t>
@@ -371,6 +402,8 @@
         <w:rPr>
           <w:rFonts w:ascii="Arial" w:hAnsi="Arial"/>
           <w:b/>
+          <w:sz w:val="24"/>
+          <w:szCs w:val="24"/>
           <w:lang w:val="es-SV"/>
         </w:rPr>
         <w:br/>
@@ -380,6 +413,8 @@
         <w:rPr>
           <w:rFonts w:ascii="Arial" w:hAnsi="Arial"/>
           <w:b/>
+          <w:sz w:val="24"/>
+          <w:szCs w:val="24"/>
           <w:lang w:val="es-SV"/>
         </w:rPr>
         <w:br/>
@@ -388,15 +423,19 @@
     </w:p>
     <w:p>
       <w:pPr>
-        <w:spacing w:after="480"/>
+        <w:spacing w:after="480" w:line="360" w:lineRule="auto"/>
         <w:rPr>
           <w:rFonts w:ascii="Arial" w:hAnsi="Arial"/>
+          <w:sz w:val="24"/>
+          <w:szCs w:val="24"/>
           <w:lang w:val="es-SV"/>
         </w:rPr>
       </w:pPr>
       <w:r>
         <w:rPr>
           <w:rFonts w:ascii="Arial" w:hAnsi="Arial"/>
+          <w:sz w:val="24"/>
+          <w:szCs w:val="24"/>
           <w:lang w:val="es-SV"/>
         </w:rPr>
         <w:t xml:space="preserve">Para los efectos de Ley consiguientes, atentamente me permito remitir a la Orden de su digna autoridad </w:t>
@@ -405,6 +444,8 @@
       <w:r>
         <w:rPr>
           <w:rFonts w:ascii="Arial" w:hAnsi="Arial"/>
+          <w:sz w:val="24"/>
+          <w:szCs w:val="24"/>
           <w:lang w:val="es-SV"/>
         </w:rPr>
         <w:t xml:space="preserve">{{ </w:t>
@@ -413,6 +454,8 @@
       <w:r>
         <w:rPr>
           <w:rFonts w:ascii="Arial" w:hAnsi="Arial"/>
+          <w:sz w:val="24"/>
+          <w:szCs w:val="24"/>
           <w:lang w:val="es-SV"/>
         </w:rPr>
         <w:t>a</w:t>
@@ -421,6 +464,8 @@
       <w:r>
         <w:rPr>
           <w:rFonts w:ascii="Arial" w:hAnsi="Arial"/>
+          <w:sz w:val="24"/>
+          <w:szCs w:val="24"/>
           <w:lang w:val="es-SV"/>
         </w:rPr>
         <w:t>_los_imputados_</w:t>
@@ -429,6 +474,8 @@
       <w:r>
         <w:rPr>
           <w:rFonts w:ascii="Arial" w:hAnsi="Arial"/>
+          <w:sz w:val="24"/>
+          <w:szCs w:val="24"/>
           <w:lang w:val="es-SV"/>
         </w:rPr>
         <w:t>oficio</w:t>
@@ -437,6 +484,8 @@
       <w:r>
         <w:rPr>
           <w:rFonts w:ascii="Arial" w:hAnsi="Arial"/>
+          <w:sz w:val="24"/>
+          <w:szCs w:val="24"/>
           <w:lang w:val="es-SV"/>
         </w:rPr>
         <w:t xml:space="preserve"> }</w:t>
@@ -445,6 +494,8 @@
       <w:r>
         <w:rPr>
           <w:rFonts w:ascii="Arial" w:hAnsi="Arial"/>
+          <w:sz w:val="24"/>
+          <w:szCs w:val="24"/>
           <w:lang w:val="es-SV"/>
         </w:rPr>
         <w:t xml:space="preserve">}: </w:t>
@@ -453,6 +504,8 @@
       <w:r>
         <w:rPr>
           <w:rFonts w:ascii="Arial" w:hAnsi="Arial"/>
+          <w:sz w:val="24"/>
+          <w:szCs w:val="24"/>
           <w:lang w:val="es-SV"/>
         </w:rPr>
         <w:t xml:space="preserve">{{ </w:t>
@@ -461,6 +514,8 @@
       <w:r>
         <w:rPr>
           <w:rFonts w:ascii="Arial" w:hAnsi="Arial"/>
+          <w:sz w:val="24"/>
+          <w:szCs w:val="24"/>
           <w:lang w:val="es-SV"/>
         </w:rPr>
         <w:t>bloque</w:t>
@@ -469,6 +524,8 @@
       <w:r>
         <w:rPr>
           <w:rFonts w:ascii="Arial" w:hAnsi="Arial"/>
+          <w:sz w:val="24"/>
+          <w:szCs w:val="24"/>
           <w:lang w:val="es-SV"/>
         </w:rPr>
         <w:t>_imputados_</w:t>
@@ -477,6 +534,8 @@
       <w:r>
         <w:rPr>
           <w:rFonts w:ascii="Arial" w:hAnsi="Arial"/>
+          <w:sz w:val="24"/>
+          <w:szCs w:val="24"/>
           <w:lang w:val="es-SV"/>
         </w:rPr>
         <w:t>oficios</w:t>
@@ -485,6 +544,8 @@
       <w:r>
         <w:rPr>
           <w:rFonts w:ascii="Arial" w:hAnsi="Arial"/>
+          <w:sz w:val="24"/>
+          <w:szCs w:val="24"/>
           <w:lang w:val="es-SV"/>
         </w:rPr>
         <w:t xml:space="preserve"> }</w:t>
@@ -493,21 +554,18 @@
       <w:r>
         <w:rPr>
           <w:rFonts w:ascii="Arial" w:hAnsi="Arial"/>
+          <w:sz w:val="24"/>
+          <w:szCs w:val="24"/>
           <w:lang w:val="es-SV"/>
         </w:rPr>
-        <w:t>}</w:t>
-      </w:r>
-      <w:r>
-        <w:rPr>
-          <w:rFonts w:ascii="Arial" w:hAnsi="Arial"/>
-          <w:lang w:val="es-SV"/>
-        </w:rPr>
-        <w:t xml:space="preserve"> </w:t>
+        <w:t xml:space="preserve">} </w:t>
       </w:r>
       <w:proofErr w:type="gramStart"/>
       <w:r>
         <w:rPr>
           <w:rFonts w:ascii="Arial" w:hAnsi="Arial"/>
+          <w:sz w:val="24"/>
+          <w:szCs w:val="24"/>
           <w:lang w:val="es-SV"/>
         </w:rPr>
         <w:t xml:space="preserve">{{ </w:t>
@@ -516,6 +574,8 @@
       <w:r>
         <w:rPr>
           <w:rFonts w:ascii="Arial" w:hAnsi="Arial"/>
+          <w:sz w:val="24"/>
+          <w:szCs w:val="24"/>
           <w:lang w:val="es-SV"/>
         </w:rPr>
         <w:t>quienes</w:t>
@@ -524,6 +584,8 @@
       <w:r>
         <w:rPr>
           <w:rFonts w:ascii="Arial" w:hAnsi="Arial"/>
+          <w:sz w:val="24"/>
+          <w:szCs w:val="24"/>
           <w:lang w:val="es-SV"/>
         </w:rPr>
         <w:t>_</w:t>
@@ -532,6 +594,8 @@
       <w:r>
         <w:rPr>
           <w:rFonts w:ascii="Arial" w:hAnsi="Arial"/>
+          <w:sz w:val="24"/>
+          <w:szCs w:val="24"/>
           <w:lang w:val="es-SV"/>
         </w:rPr>
         <w:t>fueron</w:t>
@@ -540,6 +604,8 @@
       <w:r>
         <w:rPr>
           <w:rFonts w:ascii="Arial" w:hAnsi="Arial"/>
+          <w:sz w:val="24"/>
+          <w:szCs w:val="24"/>
           <w:lang w:val="es-SV"/>
         </w:rPr>
         <w:t xml:space="preserve"> }</w:t>
@@ -548,6 +614,8 @@
       <w:r>
         <w:rPr>
           <w:rFonts w:ascii="Arial" w:hAnsi="Arial"/>
+          <w:sz w:val="24"/>
+          <w:szCs w:val="24"/>
           <w:lang w:val="es-SV"/>
         </w:rPr>
         <w:t xml:space="preserve">} por elementos de esta Unidad Policial a las </w:t>
@@ -556,6 +624,8 @@
       <w:r>
         <w:rPr>
           <w:rFonts w:ascii="Arial" w:hAnsi="Arial"/>
+          <w:sz w:val="24"/>
+          <w:szCs w:val="24"/>
           <w:lang w:val="es-SV"/>
         </w:rPr>
         <w:t xml:space="preserve">{{ </w:t>
@@ -564,6 +634,8 @@
       <w:r>
         <w:rPr>
           <w:rFonts w:ascii="Arial" w:hAnsi="Arial"/>
+          <w:sz w:val="24"/>
+          <w:szCs w:val="24"/>
           <w:lang w:val="es-SV"/>
         </w:rPr>
         <w:t>hora</w:t>
@@ -572,6 +644,8 @@
       <w:r>
         <w:rPr>
           <w:rFonts w:ascii="Arial" w:hAnsi="Arial"/>
+          <w:sz w:val="24"/>
+          <w:szCs w:val="24"/>
           <w:lang w:val="es-SV"/>
         </w:rPr>
         <w:t>_</w:t>
@@ -580,6 +654,8 @@
       <w:r>
         <w:rPr>
           <w:rFonts w:ascii="Arial" w:hAnsi="Arial"/>
+          <w:sz w:val="24"/>
+          <w:szCs w:val="24"/>
           <w:lang w:val="es-SV"/>
         </w:rPr>
         <w:t>hecho</w:t>
@@ -588,6 +664,8 @@
       <w:r>
         <w:rPr>
           <w:rFonts w:ascii="Arial" w:hAnsi="Arial"/>
+          <w:sz w:val="24"/>
+          <w:szCs w:val="24"/>
           <w:lang w:val="es-SV"/>
         </w:rPr>
         <w:t xml:space="preserve"> }</w:t>
@@ -596,6 +674,8 @@
       <w:r>
         <w:rPr>
           <w:rFonts w:ascii="Arial" w:hAnsi="Arial"/>
+          <w:sz w:val="24"/>
+          <w:szCs w:val="24"/>
           <w:lang w:val="es-SV"/>
         </w:rPr>
         <w:t xml:space="preserve">} horas del </w:t>
@@ -604,6 +684,8 @@
       <w:r>
         <w:rPr>
           <w:rFonts w:ascii="Arial" w:hAnsi="Arial"/>
+          <w:sz w:val="24"/>
+          <w:szCs w:val="24"/>
           <w:lang w:val="es-SV"/>
         </w:rPr>
         <w:t xml:space="preserve">{{ </w:t>
@@ -612,6 +694,8 @@
       <w:r>
         <w:rPr>
           <w:rFonts w:ascii="Arial" w:hAnsi="Arial"/>
+          <w:sz w:val="24"/>
+          <w:szCs w:val="24"/>
           <w:lang w:val="es-SV"/>
         </w:rPr>
         <w:t>fecha</w:t>
@@ -620,6 +704,8 @@
       <w:r>
         <w:rPr>
           <w:rFonts w:ascii="Arial" w:hAnsi="Arial"/>
+          <w:sz w:val="24"/>
+          <w:szCs w:val="24"/>
           <w:lang w:val="es-SV"/>
         </w:rPr>
         <w:t>_</w:t>
@@ -628,6 +714,8 @@
       <w:r>
         <w:rPr>
           <w:rFonts w:ascii="Arial" w:hAnsi="Arial"/>
+          <w:sz w:val="24"/>
+          <w:szCs w:val="24"/>
           <w:lang w:val="es-SV"/>
         </w:rPr>
         <w:t>hecho</w:t>
@@ -636,6 +724,8 @@
       <w:r>
         <w:rPr>
           <w:rFonts w:ascii="Arial" w:hAnsi="Arial"/>
+          <w:sz w:val="24"/>
+          <w:szCs w:val="24"/>
           <w:lang w:val="es-SV"/>
         </w:rPr>
         <w:t xml:space="preserve"> }</w:t>
@@ -644,6 +734,8 @@
       <w:r>
         <w:rPr>
           <w:rFonts w:ascii="Arial" w:hAnsi="Arial"/>
+          <w:sz w:val="24"/>
+          <w:szCs w:val="24"/>
           <w:lang w:val="es-SV"/>
         </w:rPr>
         <w:t xml:space="preserve">} en flagrancia </w:t>
@@ -652,6 +744,8 @@
       <w:r>
         <w:rPr>
           <w:rFonts w:ascii="Arial" w:hAnsi="Arial"/>
+          <w:sz w:val="24"/>
+          <w:szCs w:val="24"/>
           <w:lang w:val="es-SV"/>
         </w:rPr>
         <w:t xml:space="preserve">{{ </w:t>
@@ -660,6 +754,8 @@
       <w:r>
         <w:rPr>
           <w:rFonts w:ascii="Arial" w:hAnsi="Arial"/>
+          <w:sz w:val="24"/>
+          <w:szCs w:val="24"/>
           <w:lang w:val="es-SV"/>
         </w:rPr>
         <w:t>texto</w:t>
@@ -668,6 +764,8 @@
       <w:r>
         <w:rPr>
           <w:rFonts w:ascii="Arial" w:hAnsi="Arial"/>
+          <w:sz w:val="24"/>
+          <w:szCs w:val="24"/>
           <w:lang w:val="es-SV"/>
         </w:rPr>
         <w:t>_delitos_</w:t>
@@ -676,6 +774,8 @@
       <w:r>
         <w:rPr>
           <w:rFonts w:ascii="Arial" w:hAnsi="Arial"/>
+          <w:sz w:val="24"/>
+          <w:szCs w:val="24"/>
           <w:lang w:val="es-SV"/>
         </w:rPr>
         <w:t>plural</w:t>
@@ -684,6 +784,8 @@
       <w:r>
         <w:rPr>
           <w:rFonts w:ascii="Arial" w:hAnsi="Arial"/>
+          <w:sz w:val="24"/>
+          <w:szCs w:val="24"/>
           <w:lang w:val="es-SV"/>
         </w:rPr>
         <w:t xml:space="preserve"> }</w:t>
@@ -692,6 +794,8 @@
       <w:r>
         <w:rPr>
           <w:rFonts w:ascii="Arial" w:hAnsi="Arial"/>
+          <w:sz w:val="24"/>
+          <w:szCs w:val="24"/>
           <w:lang w:val="es-SV"/>
         </w:rPr>
         <w:t xml:space="preserve">} en perjuicio de </w:t>
@@ -700,6 +804,8 @@
       <w:r>
         <w:rPr>
           <w:rFonts w:ascii="Arial" w:hAnsi="Arial"/>
+          <w:sz w:val="24"/>
+          <w:szCs w:val="24"/>
           <w:lang w:val="es-SV"/>
         </w:rPr>
         <w:t xml:space="preserve">{{ </w:t>
@@ -708,6 +814,8 @@
       <w:r>
         <w:rPr>
           <w:rFonts w:ascii="Arial" w:hAnsi="Arial"/>
+          <w:sz w:val="24"/>
+          <w:szCs w:val="24"/>
           <w:lang w:val="es-SV"/>
         </w:rPr>
         <w:t>a</w:t>
@@ -716,6 +824,8 @@
       <w:r>
         <w:rPr>
           <w:rFonts w:ascii="Arial" w:hAnsi="Arial"/>
+          <w:sz w:val="24"/>
+          <w:szCs w:val="24"/>
           <w:lang w:val="es-SV"/>
         </w:rPr>
         <w:t>_las_victimas_</w:t>
@@ -724,6 +834,8 @@
       <w:r>
         <w:rPr>
           <w:rFonts w:ascii="Arial" w:hAnsi="Arial"/>
+          <w:sz w:val="24"/>
+          <w:szCs w:val="24"/>
           <w:lang w:val="es-SV"/>
         </w:rPr>
         <w:t>oficio</w:t>
@@ -732,6 +844,8 @@
       <w:r>
         <w:rPr>
           <w:rFonts w:ascii="Arial" w:hAnsi="Arial"/>
+          <w:sz w:val="24"/>
+          <w:szCs w:val="24"/>
           <w:lang w:val="es-SV"/>
         </w:rPr>
         <w:t xml:space="preserve"> }</w:t>
@@ -740,6 +854,8 @@
       <w:r>
         <w:rPr>
           <w:rFonts w:ascii="Arial" w:hAnsi="Arial"/>
+          <w:sz w:val="24"/>
+          <w:szCs w:val="24"/>
           <w:lang w:val="es-SV"/>
         </w:rPr>
         <w:t xml:space="preserve">}: </w:t>
@@ -748,6 +864,8 @@
       <w:r>
         <w:rPr>
           <w:rFonts w:ascii="Arial" w:hAnsi="Arial"/>
+          <w:sz w:val="24"/>
+          <w:szCs w:val="24"/>
           <w:lang w:val="es-SV"/>
         </w:rPr>
         <w:t xml:space="preserve">{{ </w:t>
@@ -756,6 +874,8 @@
       <w:r>
         <w:rPr>
           <w:rFonts w:ascii="Arial" w:hAnsi="Arial"/>
+          <w:sz w:val="24"/>
+          <w:szCs w:val="24"/>
           <w:lang w:val="es-SV"/>
         </w:rPr>
         <w:t>bloque</w:t>
@@ -764,6 +884,8 @@
       <w:r>
         <w:rPr>
           <w:rFonts w:ascii="Arial" w:hAnsi="Arial"/>
+          <w:sz w:val="24"/>
+          <w:szCs w:val="24"/>
           <w:lang w:val="es-SV"/>
         </w:rPr>
         <w:t>_victimas_</w:t>
@@ -772,6 +894,8 @@
       <w:r>
         <w:rPr>
           <w:rFonts w:ascii="Arial" w:hAnsi="Arial"/>
+          <w:sz w:val="24"/>
+          <w:szCs w:val="24"/>
           <w:lang w:val="es-SV"/>
         </w:rPr>
         <w:t>oficios</w:t>
@@ -780,6 +904,8 @@
       <w:r>
         <w:rPr>
           <w:rFonts w:ascii="Arial" w:hAnsi="Arial"/>
+          <w:sz w:val="24"/>
+          <w:szCs w:val="24"/>
           <w:lang w:val="es-SV"/>
         </w:rPr>
         <w:t xml:space="preserve"> }</w:t>
@@ -788,6 +914,8 @@
       <w:r>
         <w:rPr>
           <w:rFonts w:ascii="Arial" w:hAnsi="Arial"/>
+          <w:sz w:val="24"/>
+          <w:szCs w:val="24"/>
           <w:lang w:val="es-SV"/>
         </w:rPr>
         <w:t xml:space="preserve">}. Hecho cometido </w:t>
@@ -796,6 +924,8 @@
       <w:r>
         <w:rPr>
           <w:rFonts w:ascii="Arial" w:hAnsi="Arial"/>
+          <w:sz w:val="24"/>
+          <w:szCs w:val="24"/>
           <w:lang w:val="es-SV"/>
         </w:rPr>
         <w:t xml:space="preserve">{{ </w:t>
@@ -804,6 +934,8 @@
       <w:r>
         <w:rPr>
           <w:rFonts w:ascii="Arial" w:hAnsi="Arial"/>
+          <w:sz w:val="24"/>
+          <w:szCs w:val="24"/>
           <w:lang w:val="es-SV"/>
         </w:rPr>
         <w:t>lugar</w:t>
@@ -812,6 +944,8 @@
       <w:r>
         <w:rPr>
           <w:rFonts w:ascii="Arial" w:hAnsi="Arial"/>
+          <w:sz w:val="24"/>
+          <w:szCs w:val="24"/>
           <w:lang w:val="es-SV"/>
         </w:rPr>
         <w:t>_</w:t>
@@ -820,6 +954,8 @@
       <w:r>
         <w:rPr>
           <w:rFonts w:ascii="Arial" w:hAnsi="Arial"/>
+          <w:sz w:val="24"/>
+          <w:szCs w:val="24"/>
           <w:lang w:val="es-SV"/>
         </w:rPr>
         <w:t>hecho</w:t>
@@ -828,6 +964,8 @@
       <w:r>
         <w:rPr>
           <w:rFonts w:ascii="Arial" w:hAnsi="Arial"/>
+          <w:sz w:val="24"/>
+          <w:szCs w:val="24"/>
           <w:lang w:val="es-SV"/>
         </w:rPr>
         <w:t xml:space="preserve"> }</w:t>
@@ -836,6 +974,8 @@
       <w:r>
         <w:rPr>
           <w:rFonts w:ascii="Arial" w:hAnsi="Arial"/>
+          <w:sz w:val="24"/>
+          <w:szCs w:val="24"/>
           <w:lang w:val="es-SV"/>
         </w:rPr>
         <w:t>}.</w:t>
@@ -843,8 +983,10 @@
     </w:p>
     <w:p>
       <w:pPr>
-        <w:spacing w:after="480"/>
+        <w:spacing w:after="480" w:line="360" w:lineRule="auto"/>
         <w:rPr>
+          <w:sz w:val="24"/>
+          <w:szCs w:val="24"/>
           <w:lang w:val="es-SV"/>
         </w:rPr>
       </w:pPr>
@@ -852,6 +994,8 @@
       <w:r>
         <w:rPr>
           <w:rFonts w:ascii="Arial" w:hAnsi="Arial"/>
+          <w:sz w:val="24"/>
+          <w:szCs w:val="24"/>
           <w:lang w:val="es-SV"/>
         </w:rPr>
         <w:t>Ruégole</w:t>
@@ -860,6 +1004,8 @@
       <w:r>
         <w:rPr>
           <w:rFonts w:ascii="Arial" w:hAnsi="Arial"/>
+          <w:sz w:val="24"/>
+          <w:szCs w:val="24"/>
           <w:lang w:val="es-SV"/>
         </w:rPr>
         <w:t xml:space="preserve"> acuse recibido.</w:t>
@@ -867,9 +1013,11 @@
     </w:p>
     <w:p>
       <w:pPr>
-        <w:spacing w:after="720"/>
+        <w:spacing w:after="720" w:line="360" w:lineRule="auto"/>
         <w:jc w:val="center"/>
         <w:rPr>
+          <w:sz w:val="24"/>
+          <w:szCs w:val="24"/>
           <w:lang w:val="es-SV"/>
         </w:rPr>
       </w:pPr>
@@ -877,6 +1025,8 @@
         <w:rPr>
           <w:rFonts w:ascii="Arial" w:hAnsi="Arial"/>
           <w:b/>
+          <w:sz w:val="24"/>
+          <w:szCs w:val="24"/>
           <w:lang w:val="es-SV"/>
         </w:rPr>
         <w:t>DIOS   UNION   LIBERTAD</w:t>
@@ -884,9 +1034,11 @@
     </w:p>
     <w:p>
       <w:pPr>
-        <w:spacing w:after="240"/>
+        <w:spacing w:after="240" w:line="360" w:lineRule="auto"/>
         <w:jc w:val="center"/>
         <w:rPr>
+          <w:sz w:val="24"/>
+          <w:szCs w:val="24"/>
           <w:lang w:val="es-SV"/>
         </w:rPr>
       </w:pPr>
@@ -895,6 +1047,8 @@
         <w:rPr>
           <w:rFonts w:ascii="Arial" w:hAnsi="Arial"/>
           <w:b/>
+          <w:sz w:val="24"/>
+          <w:szCs w:val="24"/>
           <w:lang w:val="es-SV"/>
         </w:rPr>
         <w:t>F:_</w:t>
@@ -904,6 +1058,8 @@
         <w:rPr>
           <w:rFonts w:ascii="Arial" w:hAnsi="Arial"/>
           <w:b/>
+          <w:sz w:val="24"/>
+          <w:szCs w:val="24"/>
           <w:lang w:val="es-SV"/>
         </w:rPr>
         <w:t>__________________________________________</w:t>
@@ -912,6 +1068,8 @@
         <w:rPr>
           <w:rFonts w:ascii="Arial" w:hAnsi="Arial"/>
           <w:b/>
+          <w:sz w:val="24"/>
+          <w:szCs w:val="24"/>
           <w:lang w:val="es-SV"/>
         </w:rPr>
         <w:br/>
@@ -921,6 +1079,8 @@
         <w:rPr>
           <w:rFonts w:ascii="Arial" w:hAnsi="Arial"/>
           <w:b/>
+          <w:sz w:val="24"/>
+          <w:szCs w:val="24"/>
           <w:lang w:val="es-SV"/>
         </w:rPr>
         <w:t xml:space="preserve">{{ </w:t>
@@ -930,6 +1090,8 @@
         <w:rPr>
           <w:rFonts w:ascii="Arial" w:hAnsi="Arial"/>
           <w:b/>
+          <w:sz w:val="24"/>
+          <w:szCs w:val="24"/>
           <w:lang w:val="es-SV"/>
         </w:rPr>
         <w:t>emisor</w:t>
@@ -939,6 +1101,8 @@
         <w:rPr>
           <w:rFonts w:ascii="Arial" w:hAnsi="Arial"/>
           <w:b/>
+          <w:sz w:val="24"/>
+          <w:szCs w:val="24"/>
           <w:lang w:val="es-SV"/>
         </w:rPr>
         <w:t>_grado_nombre</w:t>
@@ -948,6 +1112,8 @@
         <w:rPr>
           <w:rFonts w:ascii="Arial" w:hAnsi="Arial"/>
           <w:b/>
+          <w:sz w:val="24"/>
+          <w:szCs w:val="24"/>
           <w:lang w:val="es-SV"/>
         </w:rPr>
         <w:t xml:space="preserve"> }}</w:t>
@@ -956,6 +1122,8 @@
         <w:rPr>
           <w:rFonts w:ascii="Arial" w:hAnsi="Arial"/>
           <w:b/>
+          <w:sz w:val="24"/>
+          <w:szCs w:val="24"/>
           <w:lang w:val="es-SV"/>
         </w:rPr>
         <w:br/>
@@ -965,6 +1133,8 @@
         <w:rPr>
           <w:rFonts w:ascii="Arial" w:hAnsi="Arial"/>
           <w:b/>
+          <w:sz w:val="24"/>
+          <w:szCs w:val="24"/>
           <w:lang w:val="es-SV"/>
         </w:rPr>
         <w:t xml:space="preserve">{{ </w:t>
@@ -974,6 +1144,8 @@
         <w:rPr>
           <w:rFonts w:ascii="Arial" w:hAnsi="Arial"/>
           <w:b/>
+          <w:sz w:val="24"/>
+          <w:szCs w:val="24"/>
           <w:lang w:val="es-SV"/>
         </w:rPr>
         <w:t>unidad</w:t>
@@ -983,6 +1155,8 @@
         <w:rPr>
           <w:rFonts w:ascii="Arial" w:hAnsi="Arial"/>
           <w:b/>
+          <w:sz w:val="24"/>
+          <w:szCs w:val="24"/>
           <w:lang w:val="es-SV"/>
         </w:rPr>
         <w:t>_</w:t>
@@ -992,6 +1166,8 @@
         <w:rPr>
           <w:rFonts w:ascii="Arial" w:hAnsi="Arial"/>
           <w:b/>
+          <w:sz w:val="24"/>
+          <w:szCs w:val="24"/>
           <w:lang w:val="es-SV"/>
         </w:rPr>
         <w:t>policial</w:t>
@@ -1001,6 +1177,8 @@
         <w:rPr>
           <w:rFonts w:ascii="Arial" w:hAnsi="Arial"/>
           <w:b/>
+          <w:sz w:val="24"/>
+          <w:szCs w:val="24"/>
           <w:lang w:val="es-SV"/>
         </w:rPr>
         <w:t xml:space="preserve"> }</w:t>
@@ -1010,6 +1188,8 @@
         <w:rPr>
           <w:rFonts w:ascii="Arial" w:hAnsi="Arial"/>
           <w:b/>
+          <w:sz w:val="24"/>
+          <w:szCs w:val="24"/>
           <w:lang w:val="es-SV"/>
         </w:rPr>
         <w:t>}</w:t>

--- a/02_OFICIO_FGR_PLANTILLA.docx
+++ b/02_OFICIO_FGR_PLANTILLA.docx
@@ -41,7 +41,7 @@
                     </pic:cNvPicPr>
                   </pic:nvPicPr>
                   <pic:blipFill>
-                    <a:blip r:embed="rId6">
+                    <a:blip r:embed="rId8">
                       <a:extLst>
                         <a:ext uri="{28A0092B-C50C-407E-A947-70E740481C1C}">
                           <a14:useLocalDpi xmlns:a14="http://schemas.microsoft.com/office/drawing/2010/main" val="0"/>
@@ -105,7 +105,7 @@
                     </pic:cNvPicPr>
                   </pic:nvPicPr>
                   <pic:blipFill>
-                    <a:blip r:embed="rId7">
+                    <a:blip r:embed="rId9">
                       <a:extLst>
                         <a:ext uri="{28A0092B-C50C-407E-A947-70E740481C1C}">
                           <a14:useLocalDpi xmlns:a14="http://schemas.microsoft.com/office/drawing/2010/main" val="0"/>
@@ -1196,13 +1196,212 @@
       </w:r>
     </w:p>
     <w:sectPr>
+      <w:headerReference w:type="default" r:id="rId10"/>
       <w:pgSz w:w="12240" w:h="15840"/>
-      <w:pgMar w:top="1440" w:right="1440" w:bottom="1440" w:left="1440" w:header="720" w:footer="720" w:gutter="0"/>
+      <w:pgMar w:top="1440" w:right="1440" w:bottom="1440" w:left="1440" w:header="284" w:footer="720" w:gutter="0"/>
       <w:cols w:space="720"/>
       <w:docGrid w:linePitch="360"/>
     </w:sectPr>
   </w:body>
 </w:document>
+</file>
+
+<file path=word/endnotes.xml><?xml version="1.0" encoding="utf-8"?>
+<w:endnotes xmlns:wpc="http://schemas.microsoft.com/office/word/2010/wordprocessingCanvas" xmlns:cx="http://schemas.microsoft.com/office/drawing/2014/chartex" xmlns:cx1="http://schemas.microsoft.com/office/drawing/2015/9/8/chartex" xmlns:cx2="http://schemas.microsoft.com/office/drawing/2015/10/21/chartex" xmlns:cx3="http://schemas.microsoft.com/office/drawing/2016/5/9/chartex" xmlns:cx4="http://schemas.microsoft.com/office/drawing/2016/5/10/chartex" xmlns:cx5="http://schemas.microsoft.com/office/drawing/2016/5/11/chartex" xmlns:cx6="http://schemas.microsoft.com/office/drawing/2016/5/12/chartex" xmlns:cx7="http://schemas.microsoft.com/office/drawing/2016/5/13/chartex" xmlns:cx8="http://schemas.microsoft.com/office/drawing/2016/5/14/chartex" xmlns:mc="http://schemas.openxmlformats.org/markup-compatibility/2006" xmlns:aink="http://schemas.microsoft.com/office/drawing/2016/ink" xmlns:am3d="http://schemas.microsoft.com/office/drawing/2017/model3d" xmlns:o="urn:schemas-microsoft-com:office:office" xmlns:oel="http://schemas.microsoft.com/office/2019/extlst" xmlns:r="http://schemas.openxmlformats.org/officeDocument/2006/relationships" xmlns:m="http://schemas.openxmlformats.org/officeDocument/2006/math" xmlns:v="urn:schemas-microsoft-com:vml" xmlns:wp14="http://schemas.microsoft.com/office/word/2010/wordprocessingDrawing" xmlns:wp="http://schemas.openxmlformats.org/drawingml/2006/wordprocessingDrawing" xmlns:w10="urn:schemas-microsoft-com:office:word" xmlns:w="http://schemas.openxmlformats.org/wordprocessingml/2006/main" xmlns:w14="http://schemas.microsoft.com/office/word/2010/wordml" xmlns:w15="http://schemas.microsoft.com/office/word/2012/wordml" xmlns:w16cex="http://schemas.microsoft.com/office/word/2018/wordml/cex" xmlns:w16cid="http://schemas.microsoft.com/office/word/2016/wordml/cid" xmlns:w16="http://schemas.microsoft.com/office/word/2018/wordml" xmlns:w16du="http://schemas.microsoft.com/office/word/2023/wordml/word16du" xmlns:w16sdtdh="http://schemas.microsoft.com/office/word/2020/wordml/sdtdatahash" xmlns:w16sdtfl="http://schemas.microsoft.com/office/word/2024/wordml/sdtformatlock" xmlns:w16se="http://schemas.microsoft.com/office/word/2015/wordml/symex" xmlns:wpg="http://schemas.microsoft.com/office/word/2010/wordprocessingGroup" xmlns:wpi="http://schemas.microsoft.com/office/word/2010/wordprocessingInk" xmlns:wne="http://schemas.microsoft.com/office/word/2006/wordml" xmlns:wps="http://schemas.microsoft.com/office/word/2010/wordprocessingShape" mc:Ignorable="w14 w15 w16se w16cid w16 w16cex w16sdtdh w16sdtfl w16du wp14">
+  <w:endnote w:type="separator" w:id="-1">
+    <w:p>
+      <w:pPr>
+        <w:spacing w:after="0" w:line="240" w:lineRule="auto"/>
+      </w:pPr>
+      <w:r>
+        <w:separator/>
+      </w:r>
+    </w:p>
+  </w:endnote>
+  <w:endnote w:type="continuationSeparator" w:id="0">
+    <w:p>
+      <w:pPr>
+        <w:spacing w:after="0" w:line="240" w:lineRule="auto"/>
+      </w:pPr>
+      <w:r>
+        <w:continuationSeparator/>
+      </w:r>
+    </w:p>
+  </w:endnote>
+</w:endnotes>
+</file>
+
+<file path=word/footnotes.xml><?xml version="1.0" encoding="utf-8"?>
+<w:footnotes xmlns:wpc="http://schemas.microsoft.com/office/word/2010/wordprocessingCanvas" xmlns:cx="http://schemas.microsoft.com/office/drawing/2014/chartex" xmlns:cx1="http://schemas.microsoft.com/office/drawing/2015/9/8/chartex" xmlns:cx2="http://schemas.microsoft.com/office/drawing/2015/10/21/chartex" xmlns:cx3="http://schemas.microsoft.com/office/drawing/2016/5/9/chartex" xmlns:cx4="http://schemas.microsoft.com/office/drawing/2016/5/10/chartex" xmlns:cx5="http://schemas.microsoft.com/office/drawing/2016/5/11/chartex" xmlns:cx6="http://schemas.microsoft.com/office/drawing/2016/5/12/chartex" xmlns:cx7="http://schemas.microsoft.com/office/drawing/2016/5/13/chartex" xmlns:cx8="http://schemas.microsoft.com/office/drawing/2016/5/14/chartex" xmlns:mc="http://schemas.openxmlformats.org/markup-compatibility/2006" xmlns:aink="http://schemas.microsoft.com/office/drawing/2016/ink" xmlns:am3d="http://schemas.microsoft.com/office/drawing/2017/model3d" xmlns:o="urn:schemas-microsoft-com:office:office" xmlns:oel="http://schemas.microsoft.com/office/2019/extlst" xmlns:r="http://schemas.openxmlformats.org/officeDocument/2006/relationships" xmlns:m="http://schemas.openxmlformats.org/officeDocument/2006/math" xmlns:v="urn:schemas-microsoft-com:vml" xmlns:wp14="http://schemas.microsoft.com/office/word/2010/wordprocessingDrawing" xmlns:wp="http://schemas.openxmlformats.org/drawingml/2006/wordprocessingDrawing" xmlns:w10="urn:schemas-microsoft-com:office:word" xmlns:w="http://schemas.openxmlformats.org/wordprocessingml/2006/main" xmlns:w14="http://schemas.microsoft.com/office/word/2010/wordml" xmlns:w15="http://schemas.microsoft.com/office/word/2012/wordml" xmlns:w16cex="http://schemas.microsoft.com/office/word/2018/wordml/cex" xmlns:w16cid="http://schemas.microsoft.com/office/word/2016/wordml/cid" xmlns:w16="http://schemas.microsoft.com/office/word/2018/wordml" xmlns:w16du="http://schemas.microsoft.com/office/word/2023/wordml/word16du" xmlns:w16sdtdh="http://schemas.microsoft.com/office/word/2020/wordml/sdtdatahash" xmlns:w16sdtfl="http://schemas.microsoft.com/office/word/2024/wordml/sdtformatlock" xmlns:w16se="http://schemas.microsoft.com/office/word/2015/wordml/symex" xmlns:wpg="http://schemas.microsoft.com/office/word/2010/wordprocessingGroup" xmlns:wpi="http://schemas.microsoft.com/office/word/2010/wordprocessingInk" xmlns:wne="http://schemas.microsoft.com/office/word/2006/wordml" xmlns:wps="http://schemas.microsoft.com/office/word/2010/wordprocessingShape" mc:Ignorable="w14 w15 w16se w16cid w16 w16cex w16sdtdh w16sdtfl w16du wp14">
+  <w:footnote w:type="separator" w:id="-1">
+    <w:p>
+      <w:pPr>
+        <w:spacing w:after="0" w:line="240" w:lineRule="auto"/>
+      </w:pPr>
+      <w:r>
+        <w:separator/>
+      </w:r>
+    </w:p>
+  </w:footnote>
+  <w:footnote w:type="continuationSeparator" w:id="0">
+    <w:p>
+      <w:pPr>
+        <w:spacing w:after="0" w:line="240" w:lineRule="auto"/>
+      </w:pPr>
+      <w:r>
+        <w:continuationSeparator/>
+      </w:r>
+    </w:p>
+  </w:footnote>
+</w:footnotes>
+</file>
+
+<file path=word/header1.xml><?xml version="1.0" encoding="utf-8"?>
+<w:hdr xmlns:wpc="http://schemas.microsoft.com/office/word/2010/wordprocessingCanvas" xmlns:cx="http://schemas.microsoft.com/office/drawing/2014/chartex" xmlns:cx1="http://schemas.microsoft.com/office/drawing/2015/9/8/chartex" xmlns:cx2="http://schemas.microsoft.com/office/drawing/2015/10/21/chartex" xmlns:cx3="http://schemas.microsoft.com/office/drawing/2016/5/9/chartex" xmlns:cx4="http://schemas.microsoft.com/office/drawing/2016/5/10/chartex" xmlns:cx5="http://schemas.microsoft.com/office/drawing/2016/5/11/chartex" xmlns:cx6="http://schemas.microsoft.com/office/drawing/2016/5/12/chartex" xmlns:cx7="http://schemas.microsoft.com/office/drawing/2016/5/13/chartex" xmlns:cx8="http://schemas.microsoft.com/office/drawing/2016/5/14/chartex" xmlns:mc="http://schemas.openxmlformats.org/markup-compatibility/2006" xmlns:aink="http://schemas.microsoft.com/office/drawing/2016/ink" xmlns:am3d="http://schemas.microsoft.com/office/drawing/2017/model3d" xmlns:o="urn:schemas-microsoft-com:office:office" xmlns:oel="http://schemas.microsoft.com/office/2019/extlst" xmlns:r="http://schemas.openxmlformats.org/officeDocument/2006/relationships" xmlns:m="http://schemas.openxmlformats.org/officeDocument/2006/math" xmlns:v="urn:schemas-microsoft-com:vml" xmlns:wp14="http://schemas.microsoft.com/office/word/2010/wordprocessingDrawing" xmlns:wp="http://schemas.openxmlformats.org/drawingml/2006/wordprocessingDrawing" xmlns:w10="urn:schemas-microsoft-com:office:word" xmlns:w="http://schemas.openxmlformats.org/wordprocessingml/2006/main" xmlns:w14="http://schemas.microsoft.com/office/word/2010/wordml" xmlns:w15="http://schemas.microsoft.com/office/word/2012/wordml" xmlns:w16cex="http://schemas.microsoft.com/office/word/2018/wordml/cex" xmlns:w16cid="http://schemas.microsoft.com/office/word/2016/wordml/cid" xmlns:w16="http://schemas.microsoft.com/office/word/2018/wordml" xmlns:w16du="http://schemas.microsoft.com/office/word/2023/wordml/word16du" xmlns:w16sdtdh="http://schemas.microsoft.com/office/word/2020/wordml/sdtdatahash" xmlns:w16sdtfl="http://schemas.microsoft.com/office/word/2024/wordml/sdtformatlock" xmlns:w16se="http://schemas.microsoft.com/office/word/2015/wordml/symex" xmlns:wpg="http://schemas.microsoft.com/office/word/2010/wordprocessingGroup" xmlns:wpi="http://schemas.microsoft.com/office/word/2010/wordprocessingInk" xmlns:wne="http://schemas.microsoft.com/office/word/2006/wordml" xmlns:wps="http://schemas.microsoft.com/office/word/2010/wordprocessingShape" mc:Ignorable="w14 w15 w16se w16cid w16 w16cex w16sdtdh w16sdtfl w16du wp14">
+  <w:p>
+    <w:pPr>
+      <w:pStyle w:val="Encabezado"/>
+      <w:tabs>
+        <w:tab w:val="left" w:pos="2268"/>
+      </w:tabs>
+      <w:ind w:left="360"/>
+      <w:rPr>
+        <w:lang w:val="es-SV"/>
+      </w:rPr>
+    </w:pPr>
+    <w:r>
+      <w:rPr>
+        <w:lang w:val="es-SV"/>
+      </w:rPr>
+      <w:tab/>
+    </w:r>
+    <w:proofErr w:type="gramStart"/>
+    <w:r>
+      <w:rPr>
+        <w:lang w:val="es-SV"/>
+      </w:rPr>
+      <w:t xml:space="preserve">{{ </w:t>
+    </w:r>
+    <w:proofErr w:type="spellStart"/>
+    <w:r>
+      <w:rPr>
+        <w:lang w:val="es-SV"/>
+      </w:rPr>
+      <w:t>nombre</w:t>
+    </w:r>
+    <w:proofErr w:type="gramEnd"/>
+    <w:r>
+      <w:rPr>
+        <w:lang w:val="es-SV"/>
+      </w:rPr>
+      <w:t>_</w:t>
+    </w:r>
+    <w:proofErr w:type="gramStart"/>
+    <w:r>
+      <w:rPr>
+        <w:lang w:val="es-SV"/>
+      </w:rPr>
+      <w:t>investigador</w:t>
+    </w:r>
+    <w:proofErr w:type="spellEnd"/>
+    <w:r>
+      <w:rPr>
+        <w:lang w:val="es-SV"/>
+      </w:rPr>
+      <w:t xml:space="preserve"> }</w:t>
+    </w:r>
+    <w:proofErr w:type="gramEnd"/>
+    <w:r>
+      <w:rPr>
+        <w:lang w:val="es-SV"/>
+      </w:rPr>
+      <w:t>}</w:t>
+    </w:r>
+  </w:p>
+  <w:p>
+    <w:pPr>
+      <w:pStyle w:val="Encabezado"/>
+      <w:tabs>
+        <w:tab w:val="left" w:pos="2268"/>
+      </w:tabs>
+      <w:ind w:left="720"/>
+      <w:rPr>
+        <w:lang w:val="es-SV"/>
+      </w:rPr>
+    </w:pPr>
+    <w:r>
+      <w:rPr>
+        <w:lang w:val="es-SV"/>
+      </w:rPr>
+      <w:tab/>
+    </w:r>
+    <w:proofErr w:type="gramStart"/>
+    <w:r>
+      <w:rPr>
+        <w:lang w:val="es-SV"/>
+      </w:rPr>
+      <w:t xml:space="preserve">{{ </w:t>
+    </w:r>
+    <w:proofErr w:type="spellStart"/>
+    <w:r>
+      <w:rPr>
+        <w:lang w:val="es-SV"/>
+      </w:rPr>
+      <w:t>codigo</w:t>
+    </w:r>
+    <w:proofErr w:type="gramEnd"/>
+    <w:r>
+      <w:rPr>
+        <w:lang w:val="es-SV"/>
+      </w:rPr>
+      <w:t>_</w:t>
+    </w:r>
+    <w:proofErr w:type="gramStart"/>
+    <w:r>
+      <w:rPr>
+        <w:lang w:val="es-SV"/>
+      </w:rPr>
+      <w:t>sati</w:t>
+    </w:r>
+    <w:proofErr w:type="spellEnd"/>
+    <w:r>
+      <w:rPr>
+        <w:lang w:val="es-SV"/>
+      </w:rPr>
+      <w:t xml:space="preserve"> }</w:t>
+    </w:r>
+    <w:proofErr w:type="gramEnd"/>
+    <w:r>
+      <w:rPr>
+        <w:lang w:val="es-SV"/>
+      </w:rPr>
+      <w:t>}</w:t>
+    </w:r>
+  </w:p>
+  <w:p>
+    <w:pPr>
+      <w:pStyle w:val="Encabezado"/>
+      <w:tabs>
+        <w:tab w:val="left" w:pos="2268"/>
+      </w:tabs>
+      <w:ind w:left="360"/>
+      <w:rPr>
+        <w:lang w:val="es-SV"/>
+      </w:rPr>
+    </w:pPr>
+  </w:p>
+  <w:p>
+    <w:pPr>
+      <w:pStyle w:val="Encabezado"/>
+      <w:tabs>
+        <w:tab w:val="left" w:pos="2268"/>
+      </w:tabs>
+      <w:rPr>
+        <w:lang w:val="es-SV"/>
+      </w:rPr>
+    </w:pPr>
+  </w:p>
+</w:hdr>
 </file>
 
 <file path=word/numbering.xml><?xml version="1.0" encoding="utf-8"?>
@@ -1378,6 +1577,304 @@
       </w:rPr>
     </w:lvl>
   </w:abstractNum>
+  <w:abstractNum w:abstractNumId="9" w15:restartNumberingAfterBreak="0">
+    <w:nsid w:val="170E259B"/>
+    <w:multiLevelType w:val="multilevel"/>
+    <w:tmpl w:val="D5360966"/>
+    <w:lvl w:ilvl="0">
+      <w:start w:val="1"/>
+      <w:numFmt w:val="bullet"/>
+      <w:lvlText w:val=""/>
+      <w:lvlJc w:val="left"/>
+      <w:pPr>
+        <w:tabs>
+          <w:tab w:val="num" w:pos="720"/>
+        </w:tabs>
+        <w:ind w:left="720" w:hanging="360"/>
+      </w:pPr>
+      <w:rPr>
+        <w:rFonts w:ascii="Symbol" w:hAnsi="Symbol" w:hint="default"/>
+        <w:sz w:val="20"/>
+      </w:rPr>
+    </w:lvl>
+    <w:lvl w:ilvl="1" w:tentative="1">
+      <w:start w:val="1"/>
+      <w:numFmt w:val="bullet"/>
+      <w:lvlText w:val="o"/>
+      <w:lvlJc w:val="left"/>
+      <w:pPr>
+        <w:tabs>
+          <w:tab w:val="num" w:pos="1440"/>
+        </w:tabs>
+        <w:ind w:left="1440" w:hanging="360"/>
+      </w:pPr>
+      <w:rPr>
+        <w:rFonts w:ascii="Courier New" w:hAnsi="Courier New" w:hint="default"/>
+        <w:sz w:val="20"/>
+      </w:rPr>
+    </w:lvl>
+    <w:lvl w:ilvl="2" w:tentative="1">
+      <w:start w:val="1"/>
+      <w:numFmt w:val="bullet"/>
+      <w:lvlText w:val=""/>
+      <w:lvlJc w:val="left"/>
+      <w:pPr>
+        <w:tabs>
+          <w:tab w:val="num" w:pos="2160"/>
+        </w:tabs>
+        <w:ind w:left="2160" w:hanging="360"/>
+      </w:pPr>
+      <w:rPr>
+        <w:rFonts w:ascii="Wingdings" w:hAnsi="Wingdings" w:hint="default"/>
+        <w:sz w:val="20"/>
+      </w:rPr>
+    </w:lvl>
+    <w:lvl w:ilvl="3" w:tentative="1">
+      <w:start w:val="1"/>
+      <w:numFmt w:val="bullet"/>
+      <w:lvlText w:val=""/>
+      <w:lvlJc w:val="left"/>
+      <w:pPr>
+        <w:tabs>
+          <w:tab w:val="num" w:pos="2880"/>
+        </w:tabs>
+        <w:ind w:left="2880" w:hanging="360"/>
+      </w:pPr>
+      <w:rPr>
+        <w:rFonts w:ascii="Wingdings" w:hAnsi="Wingdings" w:hint="default"/>
+        <w:sz w:val="20"/>
+      </w:rPr>
+    </w:lvl>
+    <w:lvl w:ilvl="4" w:tentative="1">
+      <w:start w:val="1"/>
+      <w:numFmt w:val="bullet"/>
+      <w:lvlText w:val=""/>
+      <w:lvlJc w:val="left"/>
+      <w:pPr>
+        <w:tabs>
+          <w:tab w:val="num" w:pos="3600"/>
+        </w:tabs>
+        <w:ind w:left="3600" w:hanging="360"/>
+      </w:pPr>
+      <w:rPr>
+        <w:rFonts w:ascii="Wingdings" w:hAnsi="Wingdings" w:hint="default"/>
+        <w:sz w:val="20"/>
+      </w:rPr>
+    </w:lvl>
+    <w:lvl w:ilvl="5" w:tentative="1">
+      <w:start w:val="1"/>
+      <w:numFmt w:val="bullet"/>
+      <w:lvlText w:val=""/>
+      <w:lvlJc w:val="left"/>
+      <w:pPr>
+        <w:tabs>
+          <w:tab w:val="num" w:pos="4320"/>
+        </w:tabs>
+        <w:ind w:left="4320" w:hanging="360"/>
+      </w:pPr>
+      <w:rPr>
+        <w:rFonts w:ascii="Wingdings" w:hAnsi="Wingdings" w:hint="default"/>
+        <w:sz w:val="20"/>
+      </w:rPr>
+    </w:lvl>
+    <w:lvl w:ilvl="6" w:tentative="1">
+      <w:start w:val="1"/>
+      <w:numFmt w:val="bullet"/>
+      <w:lvlText w:val=""/>
+      <w:lvlJc w:val="left"/>
+      <w:pPr>
+        <w:tabs>
+          <w:tab w:val="num" w:pos="5040"/>
+        </w:tabs>
+        <w:ind w:left="5040" w:hanging="360"/>
+      </w:pPr>
+      <w:rPr>
+        <w:rFonts w:ascii="Wingdings" w:hAnsi="Wingdings" w:hint="default"/>
+        <w:sz w:val="20"/>
+      </w:rPr>
+    </w:lvl>
+    <w:lvl w:ilvl="7" w:tentative="1">
+      <w:start w:val="1"/>
+      <w:numFmt w:val="bullet"/>
+      <w:lvlText w:val=""/>
+      <w:lvlJc w:val="left"/>
+      <w:pPr>
+        <w:tabs>
+          <w:tab w:val="num" w:pos="5760"/>
+        </w:tabs>
+        <w:ind w:left="5760" w:hanging="360"/>
+      </w:pPr>
+      <w:rPr>
+        <w:rFonts w:ascii="Wingdings" w:hAnsi="Wingdings" w:hint="default"/>
+        <w:sz w:val="20"/>
+      </w:rPr>
+    </w:lvl>
+    <w:lvl w:ilvl="8" w:tentative="1">
+      <w:start w:val="1"/>
+      <w:numFmt w:val="bullet"/>
+      <w:lvlText w:val=""/>
+      <w:lvlJc w:val="left"/>
+      <w:pPr>
+        <w:tabs>
+          <w:tab w:val="num" w:pos="6480"/>
+        </w:tabs>
+        <w:ind w:left="6480" w:hanging="360"/>
+      </w:pPr>
+      <w:rPr>
+        <w:rFonts w:ascii="Wingdings" w:hAnsi="Wingdings" w:hint="default"/>
+        <w:sz w:val="20"/>
+      </w:rPr>
+    </w:lvl>
+  </w:abstractNum>
+  <w:abstractNum w:abstractNumId="10" w15:restartNumberingAfterBreak="0">
+    <w:nsid w:val="1C523AA7"/>
+    <w:multiLevelType w:val="multilevel"/>
+    <w:tmpl w:val="B210B962"/>
+    <w:lvl w:ilvl="0">
+      <w:start w:val="1"/>
+      <w:numFmt w:val="bullet"/>
+      <w:lvlText w:val=""/>
+      <w:lvlJc w:val="left"/>
+      <w:pPr>
+        <w:tabs>
+          <w:tab w:val="num" w:pos="720"/>
+        </w:tabs>
+        <w:ind w:left="720" w:hanging="360"/>
+      </w:pPr>
+      <w:rPr>
+        <w:rFonts w:ascii="Symbol" w:hAnsi="Symbol" w:hint="default"/>
+        <w:sz w:val="20"/>
+      </w:rPr>
+    </w:lvl>
+    <w:lvl w:ilvl="1" w:tentative="1">
+      <w:start w:val="1"/>
+      <w:numFmt w:val="bullet"/>
+      <w:lvlText w:val="o"/>
+      <w:lvlJc w:val="left"/>
+      <w:pPr>
+        <w:tabs>
+          <w:tab w:val="num" w:pos="1440"/>
+        </w:tabs>
+        <w:ind w:left="1440" w:hanging="360"/>
+      </w:pPr>
+      <w:rPr>
+        <w:rFonts w:ascii="Courier New" w:hAnsi="Courier New" w:hint="default"/>
+        <w:sz w:val="20"/>
+      </w:rPr>
+    </w:lvl>
+    <w:lvl w:ilvl="2" w:tentative="1">
+      <w:start w:val="1"/>
+      <w:numFmt w:val="bullet"/>
+      <w:lvlText w:val=""/>
+      <w:lvlJc w:val="left"/>
+      <w:pPr>
+        <w:tabs>
+          <w:tab w:val="num" w:pos="2160"/>
+        </w:tabs>
+        <w:ind w:left="2160" w:hanging="360"/>
+      </w:pPr>
+      <w:rPr>
+        <w:rFonts w:ascii="Wingdings" w:hAnsi="Wingdings" w:hint="default"/>
+        <w:sz w:val="20"/>
+      </w:rPr>
+    </w:lvl>
+    <w:lvl w:ilvl="3" w:tentative="1">
+      <w:start w:val="1"/>
+      <w:numFmt w:val="bullet"/>
+      <w:lvlText w:val=""/>
+      <w:lvlJc w:val="left"/>
+      <w:pPr>
+        <w:tabs>
+          <w:tab w:val="num" w:pos="2880"/>
+        </w:tabs>
+        <w:ind w:left="2880" w:hanging="360"/>
+      </w:pPr>
+      <w:rPr>
+        <w:rFonts w:ascii="Wingdings" w:hAnsi="Wingdings" w:hint="default"/>
+        <w:sz w:val="20"/>
+      </w:rPr>
+    </w:lvl>
+    <w:lvl w:ilvl="4" w:tentative="1">
+      <w:start w:val="1"/>
+      <w:numFmt w:val="bullet"/>
+      <w:lvlText w:val=""/>
+      <w:lvlJc w:val="left"/>
+      <w:pPr>
+        <w:tabs>
+          <w:tab w:val="num" w:pos="3600"/>
+        </w:tabs>
+        <w:ind w:left="3600" w:hanging="360"/>
+      </w:pPr>
+      <w:rPr>
+        <w:rFonts w:ascii="Wingdings" w:hAnsi="Wingdings" w:hint="default"/>
+        <w:sz w:val="20"/>
+      </w:rPr>
+    </w:lvl>
+    <w:lvl w:ilvl="5" w:tentative="1">
+      <w:start w:val="1"/>
+      <w:numFmt w:val="bullet"/>
+      <w:lvlText w:val=""/>
+      <w:lvlJc w:val="left"/>
+      <w:pPr>
+        <w:tabs>
+          <w:tab w:val="num" w:pos="4320"/>
+        </w:tabs>
+        <w:ind w:left="4320" w:hanging="360"/>
+      </w:pPr>
+      <w:rPr>
+        <w:rFonts w:ascii="Wingdings" w:hAnsi="Wingdings" w:hint="default"/>
+        <w:sz w:val="20"/>
+      </w:rPr>
+    </w:lvl>
+    <w:lvl w:ilvl="6" w:tentative="1">
+      <w:start w:val="1"/>
+      <w:numFmt w:val="bullet"/>
+      <w:lvlText w:val=""/>
+      <w:lvlJc w:val="left"/>
+      <w:pPr>
+        <w:tabs>
+          <w:tab w:val="num" w:pos="5040"/>
+        </w:tabs>
+        <w:ind w:left="5040" w:hanging="360"/>
+      </w:pPr>
+      <w:rPr>
+        <w:rFonts w:ascii="Wingdings" w:hAnsi="Wingdings" w:hint="default"/>
+        <w:sz w:val="20"/>
+      </w:rPr>
+    </w:lvl>
+    <w:lvl w:ilvl="7" w:tentative="1">
+      <w:start w:val="1"/>
+      <w:numFmt w:val="bullet"/>
+      <w:lvlText w:val=""/>
+      <w:lvlJc w:val="left"/>
+      <w:pPr>
+        <w:tabs>
+          <w:tab w:val="num" w:pos="5760"/>
+        </w:tabs>
+        <w:ind w:left="5760" w:hanging="360"/>
+      </w:pPr>
+      <w:rPr>
+        <w:rFonts w:ascii="Wingdings" w:hAnsi="Wingdings" w:hint="default"/>
+        <w:sz w:val="20"/>
+      </w:rPr>
+    </w:lvl>
+    <w:lvl w:ilvl="8" w:tentative="1">
+      <w:start w:val="1"/>
+      <w:numFmt w:val="bullet"/>
+      <w:lvlText w:val=""/>
+      <w:lvlJc w:val="left"/>
+      <w:pPr>
+        <w:tabs>
+          <w:tab w:val="num" w:pos="6480"/>
+        </w:tabs>
+        <w:ind w:left="6480" w:hanging="360"/>
+      </w:pPr>
+      <w:rPr>
+        <w:rFonts w:ascii="Wingdings" w:hAnsi="Wingdings" w:hint="default"/>
+        <w:sz w:val="20"/>
+      </w:rPr>
+    </w:lvl>
+  </w:abstractNum>
   <w:num w:numId="1" w16cid:durableId="1385173953">
     <w:abstractNumId w:val="8"/>
   </w:num>
@@ -1404,6 +1901,12 @@
   </w:num>
   <w:num w:numId="9" w16cid:durableId="1215854511">
     <w:abstractNumId w:val="0"/>
+  </w:num>
+  <w:num w:numId="10" w16cid:durableId="904876380">
+    <w:abstractNumId w:val="10"/>
+  </w:num>
+  <w:num w:numId="11" w16cid:durableId="1846477613">
+    <w:abstractNumId w:val="9"/>
   </w:num>
 </w:numbering>
 </file>

--- a/02_OFICIO_FGR_PLANTILLA.docx
+++ b/02_OFICIO_FGR_PLANTILLA.docx
@@ -312,7 +312,27 @@
           <w:lang w:val="es-SV"/>
         </w:rPr>
       </w:pPr>
+      <w:r>
+        <w:rPr>
+          <w:rFonts w:ascii="Arial" w:hAnsi="Arial"/>
+          <w:b/>
+          <w:sz w:val="24"/>
+          <w:szCs w:val="24"/>
+          <w:lang w:val="es-SV"/>
+        </w:rPr>
+        <w:t>PNC.SO.112.3.4/n1</w:t>
+      </w:r>
       <w:proofErr w:type="gramStart"/>
+      <w:r>
+        <w:rPr>
+          <w:rFonts w:ascii="Arial" w:hAnsi="Arial"/>
+          <w:b/>
+          <w:sz w:val="24"/>
+          <w:szCs w:val="24"/>
+          <w:lang w:val="es-SV"/>
+        </w:rPr>
+        <w:t>-</w:t>
+      </w:r>
       <w:r>
         <w:rPr>
           <w:rFonts w:ascii="Arial" w:hAnsi="Arial"/>
@@ -2514,6 +2534,7 @@
   <w:style w:type="character" w:default="1" w:styleId="Fuentedeprrafopredeter">
     <w:name w:val="Default Paragraph Font"/>
     <w:uiPriority w:val="1"/>
+    <w:semiHidden/>
     <w:unhideWhenUsed/>
   </w:style>
   <w:style w:type="table" w:default="1" w:styleId="Tablanormal">
